--- a/docs/so-tay-hoc-va-bao-ve.docx
+++ b/docs/so-tay-hoc-va-bao-ve.docx
@@ -610,7 +610,7 @@
     </w:p>
     <w:p>
       <w:r>
-        <w:t>MATLAB → kiểm checksum → đọc từng operation → làm sạch → tách xả → tạo nhãn và đặc trưng → chia theo pin → học trên train → dự đoán test → tính sai số → fit lại mô hình demo → PinLab.</w:t>
+        <w:t>MATLAB → kiểm checksum → đọc từng operation → làm sạch → tách xả → tạo nhãn và đặc trưng → chia theo pin → học trên train → dự đoán test → tính sai số → fit lại mô hình demo → Vincent D.</w:t>
       </w:r>
     </w:p>
     <w:p>
@@ -3471,7 +3471,7 @@
     </w:p>
     <w:p>
       <w:r>
-        <w:t>Tương quan chỉ mô tả quan hệ trong dữ liệu quan sát, không chứng minh nguyên nhân và không đủ chọn đặc trưng dựa trên toàn bộ test. Colab có thể dùng đọc notebook nếu đã upload đúng cấu trúc dữ liệu, nhưng sản phẩm PinLab nên demo bằng VS Code và trình duyệt trên máy chuẩn bị sẵn.</w:t>
+        <w:t>Tương quan chỉ mô tả quan hệ trong dữ liệu quan sát, không chứng minh nguyên nhân và không đủ chọn đặc trưng dựa trên toàn bộ test. Colab có thể dùng đọc notebook nếu đã upload đúng cấu trúc dữ liệu, nhưng sản phẩm Vincent D nên demo bằng VS Code và trình duyệt trên máy chuẩn bị sẵn.</w:t>
       </w:r>
     </w:p>
     <w:p>
@@ -3816,7 +3816,7 @@
               <w:rPr>
                 <w:sz w:val="18"/>
               </w:rPr>
-              <w:t>Ứng dụng PinLab</w:t>
+              <w:t>Ứng dụng Vincent D</w:t>
             </w:r>
           </w:p>
         </w:tc>
@@ -4160,7 +4160,7 @@
         <w:pStyle w:val="Heading2"/>
       </w:pPr>
       <w:r>
-        <w:t>13. Chạy PinLab đúng cách trên máy Windows</w:t>
+        <w:t>13. Chạy Vincent D đúng cách trên máy Windows</w:t>
       </w:r>
     </w:p>
     <w:p>
@@ -4697,7 +4697,7 @@
               <w:rPr>
                 <w:sz w:val="18"/>
               </w:rPr>
-              <w:t>Demo PinLab</w:t>
+              <w:t>Demo Vincent D</w:t>
             </w:r>
           </w:p>
         </w:tc>
